--- a/data/employees/EMP056/AST-EMP056-03.docx
+++ b/data/employees/EMP056/AST-EMP056-03.docx
@@ -7,10 +7,7 @@
         <w:pStyle w:val="Heading1"/>
       </w:pPr>
       <w:r>
-        <w:rPr>
-          <w:sz w:val="36"/>
-        </w:rPr>
-        <w:t>Design specification - EMP056</w:t>
+        <w:t>Ast Emp056 03 - EMP056</w:t>
       </w:r>
     </w:p>
     <w:p>
@@ -18,130 +15,32 @@
         <w:pStyle w:val="Heading2"/>
       </w:pPr>
       <w:r>
-        <w:t>Document Metadata</w:t>
-      </w:r>
-    </w:p>
-    <w:tbl>
-      <w:tblPr>
-        <w:tblStyle w:val="TableGrid"/>
-        <w:tblW w:type="auto" w:w="0"/>
-        <w:tblLook w:firstColumn="1" w:firstRow="1" w:lastColumn="0" w:lastRow="0" w:noHBand="0" w:noVBand="1" w:val="04A0"/>
-      </w:tblPr>
-      <w:tblGrid>
-        <w:gridCol w:w="4320"/>
-        <w:gridCol w:w="4320"/>
-      </w:tblGrid>
-      <w:tr>
-        <w:tc>
-          <w:tcPr>
-            <w:tcW w:type="dxa" w:w="4320"/>
-          </w:tcPr>
-          <w:p>
-            <w:r>
-              <w:t>Author</w:t>
-            </w:r>
-          </w:p>
-        </w:tc>
-        <w:tc>
-          <w:tcPr>
-            <w:tcW w:type="dxa" w:w="4320"/>
-          </w:tcPr>
-          <w:p>
-            <w:r>
-              <w:t>Avery Wilson</w:t>
-            </w:r>
-          </w:p>
-        </w:tc>
-      </w:tr>
-      <w:tr>
-        <w:tc>
-          <w:tcPr>
-            <w:tcW w:type="dxa" w:w="4320"/>
-          </w:tcPr>
-          <w:p>
-            <w:r>
-              <w:t>Role / Department</w:t>
-            </w:r>
-          </w:p>
-        </w:tc>
-        <w:tc>
-          <w:tcPr>
-            <w:tcW w:type="dxa" w:w="4320"/>
-          </w:tcPr>
-          <w:p>
-            <w:r>
-              <w:t>Engineer | Engineering</w:t>
-            </w:r>
-          </w:p>
-        </w:tc>
-      </w:tr>
-      <w:tr>
-        <w:tc>
-          <w:tcPr>
-            <w:tcW w:type="dxa" w:w="4320"/>
-          </w:tcPr>
-          <w:p>
-            <w:r>
-              <w:t>Location</w:t>
-            </w:r>
-          </w:p>
-        </w:tc>
-        <w:tc>
-          <w:tcPr>
-            <w:tcW w:type="dxa" w:w="4320"/>
-          </w:tcPr>
-          <w:p>
-            <w:r>
-              <w:t>Austin</w:t>
-            </w:r>
-          </w:p>
-        </w:tc>
-      </w:tr>
-      <w:tr>
-        <w:tc>
-          <w:tcPr>
-            <w:tcW w:type="dxa" w:w="4320"/>
-          </w:tcPr>
-          <w:p>
-            <w:r>
-              <w:t>Last Modified</w:t>
-            </w:r>
-          </w:p>
-        </w:tc>
-        <w:tc>
-          <w:tcPr>
-            <w:tcW w:type="dxa" w:w="4320"/>
-          </w:tcPr>
-          <w:p>
-            <w:r>
-              <w:t>2025-03-01</w:t>
-            </w:r>
-          </w:p>
-        </w:tc>
-      </w:tr>
-    </w:tbl>
-    <w:p/>
-    <w:p>
-      <w:pPr>
-        <w:pStyle w:val="Heading2"/>
-      </w:pPr>
-      <w:r>
-        <w:t>Specification</w:t>
+        <w:t>Page 1</w:t>
       </w:r>
     </w:p>
     <w:p>
       <w:r>
-        <w:t>Design Specification: Microservices Event Bus Architecture</w:t>
+        <w:t>Section 1: Fabric semantic model planning. EMP056 contributes to ast emp056 03 through recurring collaboration, clear ownership boundaries, and measurable outcomes. The team captures decisions, open issues, and handoffs so that knowledge remains discoverable for future programs.</w:t>
       </w:r>
     </w:p>
     <w:p>
       <w:r>
-        <w:t>Version: 1.5</w:t>
+        <w:t>Section 2: Department KPI performance. EMP056 contributes to ast emp056 03 through recurring collaboration, clear ownership boundaries, and measurable outcomes. The team captures decisions, open issues, and handoffs so that knowledge remains discoverable for future programs.</w:t>
       </w:r>
     </w:p>
     <w:p>
       <w:r>
-        <w:t>This specification describes the event-driven architecture for the microservices platform. Services communicate via Azure Service Bus topics. Dead-letter queues are monitored with alerting thresholds. Schema registry enforces backward-compatible contract evolution.</w:t>
+        <w:t>Section 3: Department KPI performance. EMP056 contributes to ast emp056 03 through recurring collaboration, clear ownership boundaries, and measurable outcomes. The team captures decisions, open issues, and handoffs so that knowledge remains discoverable for future programs.</w:t>
+      </w:r>
+    </w:p>
+    <w:p>
+      <w:r>
+        <w:t>Section 4: Operational risk review. EMP056 contributes to ast emp056 03 through recurring collaboration, clear ownership boundaries, and measurable outcomes. The team captures decisions, open issues, and handoffs so that knowledge remains discoverable for future programs.</w:t>
+      </w:r>
+    </w:p>
+    <w:p>
+      <w:r>
+        <w:br w:type="page"/>
       </w:r>
     </w:p>
     <w:p>
@@ -149,12 +48,60 @@
         <w:pStyle w:val="Heading2"/>
       </w:pPr>
       <w:r>
-        <w:t>Author Competencies</w:t>
+        <w:t>Page 2</w:t>
       </w:r>
     </w:p>
     <w:p>
       <w:r>
-        <w:t>SQL, Fabric, Kusto, Azure AI</w:t>
+        <w:t>Section 1: Fabric semantic model planning. EMP056 contributes to ast emp056 03 through recurring collaboration, clear ownership boundaries, and measurable outcomes. The team captures decisions, open issues, and handoffs so that knowledge remains discoverable for future programs.</w:t>
+      </w:r>
+    </w:p>
+    <w:p>
+      <w:r>
+        <w:t>Section 2: Quarterly delivery milestones. EMP056 contributes to ast emp056 03 through recurring collaboration, clear ownership boundaries, and measurable outcomes. The team captures decisions, open issues, and handoffs so that knowledge remains discoverable for future programs.</w:t>
+      </w:r>
+    </w:p>
+    <w:p>
+      <w:r>
+        <w:t>Section 3: Automation backlog refinement. EMP056 contributes to ast emp056 03 through recurring collaboration, clear ownership boundaries, and measurable outcomes. The team captures decisions, open issues, and handoffs so that knowledge remains discoverable for future programs.</w:t>
+      </w:r>
+    </w:p>
+    <w:p>
+      <w:r>
+        <w:t>Section 4: Quarterly delivery milestones. EMP056 contributes to ast emp056 03 through recurring collaboration, clear ownership boundaries, and measurable outcomes. The team captures decisions, open issues, and handoffs so that knowledge remains discoverable for future programs.</w:t>
+      </w:r>
+    </w:p>
+    <w:p>
+      <w:r>
+        <w:br w:type="page"/>
+      </w:r>
+    </w:p>
+    <w:p>
+      <w:pPr>
+        <w:pStyle w:val="Heading2"/>
+      </w:pPr>
+      <w:r>
+        <w:t>Page 3</w:t>
+      </w:r>
+    </w:p>
+    <w:p>
+      <w:r>
+        <w:t>Section 1: Data quality remediation. EMP056 contributes to ast emp056 03 through recurring collaboration, clear ownership boundaries, and measurable outcomes. The team captures decisions, open issues, and handoffs so that knowledge remains discoverable for future programs.</w:t>
+      </w:r>
+    </w:p>
+    <w:p>
+      <w:r>
+        <w:t>Section 2: Fabric semantic model planning. EMP056 contributes to ast emp056 03 through recurring collaboration, clear ownership boundaries, and measurable outcomes. The team captures decisions, open issues, and handoffs so that knowledge remains discoverable for future programs.</w:t>
+      </w:r>
+    </w:p>
+    <w:p>
+      <w:r>
+        <w:t>Section 3: Customer escalation analysis. EMP056 contributes to ast emp056 03 through recurring collaboration, clear ownership boundaries, and measurable outcomes. The team captures decisions, open issues, and handoffs so that knowledge remains discoverable for future programs.</w:t>
+      </w:r>
+    </w:p>
+    <w:p>
+      <w:r>
+        <w:t>Section 4: Department KPI performance. EMP056 contributes to ast emp056 03 through recurring collaboration, clear ownership boundaries, and measurable outcomes. The team captures decisions, open issues, and handoffs so that knowledge remains discoverable for future programs.</w:t>
       </w:r>
     </w:p>
     <w:sectPr>
